--- a/cases/wyt_xtf.docx
+++ b/cases/wyt_xtf.docx
@@ -218,9 +218,9 @@
       </w:tblPr>
       <w:tblGrid>
         <w:gridCol w:w="1689"/>
-        <w:gridCol w:w="3040"/>
-        <w:gridCol w:w="3716"/>
-        <w:gridCol w:w="4731"/>
+        <w:gridCol w:w="2247"/>
+        <w:gridCol w:w="3260"/>
+        <w:gridCol w:w="5980"/>
       </w:tblGrid>
       <w:tr>
         <w:trPr>
@@ -229,7 +229,7 @@
         </w:trPr>
         <w:tc>
           <w:tcPr>
-            <w:tcW w:w="1015" w:type="dxa"/>
+            <w:tcW w:w="1689" w:type="dxa"/>
             <w:tcBorders>
               <w:bottom w:val="none" w:sz="0" w:space="0" w:color="auto"/>
             </w:tcBorders>
@@ -248,7 +248,7 @@
         </w:tc>
         <w:tc>
           <w:tcPr>
-            <w:tcW w:w="1827" w:type="dxa"/>
+            <w:tcW w:w="2247" w:type="dxa"/>
             <w:tcBorders>
               <w:bottom w:val="none" w:sz="0" w:space="0" w:color="auto"/>
             </w:tcBorders>
@@ -267,7 +267,7 @@
         </w:tc>
         <w:tc>
           <w:tcPr>
-            <w:tcW w:w="2233" w:type="dxa"/>
+            <w:tcW w:w="3260" w:type="dxa"/>
             <w:tcBorders>
               <w:bottom w:val="none" w:sz="0" w:space="0" w:color="auto"/>
             </w:tcBorders>
@@ -286,7 +286,7 @@
         </w:tc>
         <w:tc>
           <w:tcPr>
-            <w:tcW w:w="2843" w:type="dxa"/>
+            <w:tcW w:w="5980" w:type="dxa"/>
             <w:tcBorders>
               <w:bottom w:val="none" w:sz="0" w:space="0" w:color="auto"/>
             </w:tcBorders>
@@ -307,7 +307,7 @@
       <w:tr>
         <w:tc>
           <w:tcPr>
-            <w:tcW w:w="1015" w:type="dxa"/>
+            <w:tcW w:w="1689" w:type="dxa"/>
           </w:tcPr>
           <w:p>
             <w:pPr>
@@ -325,7 +325,7 @@
         </w:tc>
         <w:tc>
           <w:tcPr>
-            <w:tcW w:w="1827" w:type="dxa"/>
+            <w:tcW w:w="2247" w:type="dxa"/>
           </w:tcPr>
           <w:p>
             <w:pPr>
@@ -350,7 +350,7 @@
         </w:tc>
         <w:tc>
           <w:tcPr>
-            <w:tcW w:w="2233" w:type="dxa"/>
+            <w:tcW w:w="3260" w:type="dxa"/>
           </w:tcPr>
           <w:p>
             <w:pPr>
@@ -366,7 +366,7 @@
         </w:tc>
         <w:tc>
           <w:tcPr>
-            <w:tcW w:w="2843" w:type="dxa"/>
+            <w:tcW w:w="5980" w:type="dxa"/>
           </w:tcPr>
           <w:p>
             <w:pPr>
@@ -396,7 +396,7 @@
       <w:tr>
         <w:tc>
           <w:tcPr>
-            <w:tcW w:w="1015" w:type="dxa"/>
+            <w:tcW w:w="1689" w:type="dxa"/>
           </w:tcPr>
           <w:p>
             <w:pPr>
@@ -414,7 +414,7 @@
         </w:tc>
         <w:tc>
           <w:tcPr>
-            <w:tcW w:w="1827" w:type="dxa"/>
+            <w:tcW w:w="2247" w:type="dxa"/>
           </w:tcPr>
           <w:p>
             <w:pPr>
@@ -439,7 +439,7 @@
         </w:tc>
         <w:tc>
           <w:tcPr>
-            <w:tcW w:w="2233" w:type="dxa"/>
+            <w:tcW w:w="3260" w:type="dxa"/>
           </w:tcPr>
           <w:p>
             <w:pPr>
@@ -467,7 +467,7 @@
         </w:tc>
         <w:tc>
           <w:tcPr>
-            <w:tcW w:w="2843" w:type="dxa"/>
+            <w:tcW w:w="5980" w:type="dxa"/>
           </w:tcPr>
           <w:p>
             <w:pPr>
@@ -485,7 +485,7 @@
       <w:tr>
         <w:tc>
           <w:tcPr>
-            <w:tcW w:w="1015" w:type="dxa"/>
+            <w:tcW w:w="1689" w:type="dxa"/>
           </w:tcPr>
           <w:p>
             <w:pPr>
@@ -503,7 +503,7 @@
         </w:tc>
         <w:tc>
           <w:tcPr>
-            <w:tcW w:w="1827" w:type="dxa"/>
+            <w:tcW w:w="2247" w:type="dxa"/>
           </w:tcPr>
           <w:p>
             <w:pPr>
@@ -528,7 +528,7 @@
         </w:tc>
         <w:tc>
           <w:tcPr>
-            <w:tcW w:w="2233" w:type="dxa"/>
+            <w:tcW w:w="3260" w:type="dxa"/>
           </w:tcPr>
           <w:p>
             <w:pPr>
@@ -550,7 +550,7 @@
         </w:tc>
         <w:tc>
           <w:tcPr>
-            <w:tcW w:w="2843" w:type="dxa"/>
+            <w:tcW w:w="5980" w:type="dxa"/>
           </w:tcPr>
           <w:p>
             <w:pPr>
@@ -580,7 +580,7 @@
       <w:tr>
         <w:tc>
           <w:tcPr>
-            <w:tcW w:w="1015" w:type="dxa"/>
+            <w:tcW w:w="1689" w:type="dxa"/>
           </w:tcPr>
           <w:p>
             <w:pPr>
@@ -614,7 +614,7 @@
         </w:tc>
         <w:tc>
           <w:tcPr>
-            <w:tcW w:w="1827" w:type="dxa"/>
+            <w:tcW w:w="2247" w:type="dxa"/>
           </w:tcPr>
           <w:p>
             <w:pPr>
@@ -639,7 +639,7 @@
         </w:tc>
         <w:tc>
           <w:tcPr>
-            <w:tcW w:w="2233" w:type="dxa"/>
+            <w:tcW w:w="3260" w:type="dxa"/>
           </w:tcPr>
           <w:p>
             <w:pPr>
@@ -655,7 +655,7 @@
         </w:tc>
         <w:tc>
           <w:tcPr>
-            <w:tcW w:w="2843" w:type="dxa"/>
+            <w:tcW w:w="5980" w:type="dxa"/>
           </w:tcPr>
           <w:p>
             <w:pPr>
@@ -685,7 +685,7 @@
       <w:tr>
         <w:tc>
           <w:tcPr>
-            <w:tcW w:w="1015" w:type="dxa"/>
+            <w:tcW w:w="1689" w:type="dxa"/>
           </w:tcPr>
           <w:p>
             <w:pPr>
@@ -697,7 +697,6 @@
                 <w:b/>
                 <w:bCs/>
               </w:rPr>
-              <w:lastRenderedPageBreak/>
               <w:t>QQ</w:t>
             </w:r>
             <w:r>
@@ -712,7 +711,7 @@
         </w:tc>
         <w:tc>
           <w:tcPr>
-            <w:tcW w:w="1827" w:type="dxa"/>
+            <w:tcW w:w="2247" w:type="dxa"/>
           </w:tcPr>
           <w:p>
             <w:pPr>
@@ -737,7 +736,7 @@
         </w:tc>
         <w:tc>
           <w:tcPr>
-            <w:tcW w:w="2233" w:type="dxa"/>
+            <w:tcW w:w="3260" w:type="dxa"/>
           </w:tcPr>
           <w:p>
             <w:pPr>
@@ -753,7 +752,7 @@
         </w:tc>
         <w:tc>
           <w:tcPr>
-            <w:tcW w:w="2843" w:type="dxa"/>
+            <w:tcW w:w="5980" w:type="dxa"/>
           </w:tcPr>
           <w:p>
             <w:pPr>
@@ -777,7 +776,7 @@
       <w:tr>
         <w:tc>
           <w:tcPr>
-            <w:tcW w:w="1015" w:type="dxa"/>
+            <w:tcW w:w="1689" w:type="dxa"/>
           </w:tcPr>
           <w:p>
             <w:pPr>
@@ -795,7 +794,7 @@
         </w:tc>
         <w:tc>
           <w:tcPr>
-            <w:tcW w:w="1827" w:type="dxa"/>
+            <w:tcW w:w="2247" w:type="dxa"/>
           </w:tcPr>
           <w:p>
             <w:pPr>
@@ -820,33 +819,48 @@
         </w:tc>
         <w:tc>
           <w:tcPr>
-            <w:tcW w:w="2233" w:type="dxa"/>
-          </w:tcPr>
-          <w:p>
-            <w:pPr>
-              <w:pStyle w:val="Compact"/>
-            </w:pPr>
-            <w:r>
-              <w:rPr>
-                <w:rFonts w:hint="eastAsia"/>
-              </w:rPr>
-              <w:t>长帖讨论、历史资料归档、粉丝二创</w:t>
-            </w:r>
-          </w:p>
-        </w:tc>
-        <w:tc>
-          <w:tcPr>
-            <w:tcW w:w="2843" w:type="dxa"/>
-          </w:tcPr>
-          <w:p>
-            <w:pPr>
-              <w:pStyle w:val="Compact"/>
-            </w:pPr>
-            <w:r>
-              <w:rPr>
-                <w:rFonts w:hint="eastAsia"/>
-              </w:rPr>
-              <w:t>五月天吧是早期最大五迷聚集地之一，现活跃度下降但老粉仍有使用；资料存档价值高，情怀消费意愿强</w:t>
+            <w:tcW w:w="3260" w:type="dxa"/>
+          </w:tcPr>
+          <w:p>
+            <w:pPr>
+              <w:pStyle w:val="Compact"/>
+            </w:pPr>
+            <w:r>
+              <w:rPr>
+                <w:rFonts w:hint="eastAsia"/>
+              </w:rPr>
+              <w:t>长帖讨论、历史资料归档、</w:t>
+            </w:r>
+            <w:r>
+              <w:rPr>
+                <w:rFonts w:hint="eastAsia"/>
+              </w:rPr>
+              <w:lastRenderedPageBreak/>
+              <w:t>粉丝二创</w:t>
+            </w:r>
+          </w:p>
+        </w:tc>
+        <w:tc>
+          <w:tcPr>
+            <w:tcW w:w="5980" w:type="dxa"/>
+          </w:tcPr>
+          <w:p>
+            <w:pPr>
+              <w:pStyle w:val="Compact"/>
+            </w:pPr>
+            <w:r>
+              <w:rPr>
+                <w:rFonts w:hint="eastAsia"/>
+              </w:rPr>
+              <w:lastRenderedPageBreak/>
+              <w:t>五月天吧是早期最大五迷聚集地之一，现活跃度下降但</w:t>
+            </w:r>
+            <w:r>
+              <w:rPr>
+                <w:rFonts w:hint="eastAsia"/>
+              </w:rPr>
+              <w:lastRenderedPageBreak/>
+              <w:t>老粉仍有使用；资料存档价值高，情怀消费意愿强</w:t>
             </w:r>
           </w:p>
         </w:tc>
@@ -854,7 +868,7 @@
       <w:tr>
         <w:tc>
           <w:tcPr>
-            <w:tcW w:w="1015" w:type="dxa"/>
+            <w:tcW w:w="1689" w:type="dxa"/>
           </w:tcPr>
           <w:p>
             <w:pPr>
@@ -866,6 +880,7 @@
                 <w:b/>
                 <w:bCs/>
               </w:rPr>
+              <w:lastRenderedPageBreak/>
               <w:t>B</w:t>
             </w:r>
             <w:r>
@@ -880,7 +895,7 @@
         </w:tc>
         <w:tc>
           <w:tcPr>
-            <w:tcW w:w="1827" w:type="dxa"/>
+            <w:tcW w:w="2247" w:type="dxa"/>
           </w:tcPr>
           <w:p>
             <w:pPr>
@@ -905,7 +920,7 @@
         </w:tc>
         <w:tc>
           <w:tcPr>
-            <w:tcW w:w="2233" w:type="dxa"/>
+            <w:tcW w:w="3260" w:type="dxa"/>
           </w:tcPr>
           <w:p>
             <w:pPr>
@@ -933,7 +948,7 @@
         </w:tc>
         <w:tc>
           <w:tcPr>
-            <w:tcW w:w="2843" w:type="dxa"/>
+            <w:tcW w:w="5980" w:type="dxa"/>
           </w:tcPr>
           <w:p>
             <w:pPr>
@@ -1262,7 +1277,6 @@
         <w:rPr>
           <w:rFonts w:hint="eastAsia"/>
         </w:rPr>
-        <w:lastRenderedPageBreak/>
         <w:t>五月天</w:t>
       </w:r>
       <w:r>
@@ -1449,6 +1463,7 @@
               <w:rPr>
                 <w:rFonts w:hint="eastAsia"/>
               </w:rPr>
+              <w:lastRenderedPageBreak/>
               <w:t>40</w:t>
             </w:r>
             <w:r>
@@ -2073,9 +2088,9 @@
       </w:tblPr>
       <w:tblGrid>
         <w:gridCol w:w="1689"/>
-        <w:gridCol w:w="1821"/>
+        <w:gridCol w:w="2105"/>
         <w:gridCol w:w="3402"/>
-        <w:gridCol w:w="6264"/>
+        <w:gridCol w:w="5980"/>
       </w:tblGrid>
       <w:tr>
         <w:trPr>
@@ -2103,7 +2118,7 @@
         </w:tc>
         <w:tc>
           <w:tcPr>
-            <w:tcW w:w="1821" w:type="dxa"/>
+            <w:tcW w:w="2105" w:type="dxa"/>
             <w:tcBorders>
               <w:bottom w:val="none" w:sz="0" w:space="0" w:color="auto"/>
             </w:tcBorders>
@@ -2141,7 +2156,7 @@
         </w:tc>
         <w:tc>
           <w:tcPr>
-            <w:tcW w:w="6264" w:type="dxa"/>
+            <w:tcW w:w="5980" w:type="dxa"/>
             <w:tcBorders>
               <w:bottom w:val="none" w:sz="0" w:space="0" w:color="auto"/>
             </w:tcBorders>
@@ -2174,14 +2189,13 @@
                 <w:b/>
                 <w:bCs/>
               </w:rPr>
-              <w:lastRenderedPageBreak/>
               <w:t>抖音</w:t>
             </w:r>
           </w:p>
         </w:tc>
         <w:tc>
           <w:tcPr>
-            <w:tcW w:w="1821" w:type="dxa"/>
+            <w:tcW w:w="2105" w:type="dxa"/>
           </w:tcPr>
           <w:p>
             <w:pPr>
@@ -2234,7 +2248,7 @@
         </w:tc>
         <w:tc>
           <w:tcPr>
-            <w:tcW w:w="6264" w:type="dxa"/>
+            <w:tcW w:w="5980" w:type="dxa"/>
           </w:tcPr>
           <w:p>
             <w:pPr>
@@ -2270,7 +2284,7 @@
         </w:tc>
         <w:tc>
           <w:tcPr>
-            <w:tcW w:w="1821" w:type="dxa"/>
+            <w:tcW w:w="2105" w:type="dxa"/>
           </w:tcPr>
           <w:p>
             <w:pPr>
@@ -2311,7 +2325,7 @@
         </w:tc>
         <w:tc>
           <w:tcPr>
-            <w:tcW w:w="6264" w:type="dxa"/>
+            <w:tcW w:w="5980" w:type="dxa"/>
           </w:tcPr>
           <w:p>
             <w:pPr>
@@ -2365,13 +2379,14 @@
                 <w:b/>
                 <w:bCs/>
               </w:rPr>
+              <w:lastRenderedPageBreak/>
               <w:t>小红书</w:t>
             </w:r>
           </w:p>
         </w:tc>
         <w:tc>
           <w:tcPr>
-            <w:tcW w:w="1821" w:type="dxa"/>
+            <w:tcW w:w="2105" w:type="dxa"/>
           </w:tcPr>
           <w:p>
             <w:pPr>
@@ -2424,7 +2439,7 @@
         </w:tc>
         <w:tc>
           <w:tcPr>
-            <w:tcW w:w="6264" w:type="dxa"/>
+            <w:tcW w:w="5980" w:type="dxa"/>
           </w:tcPr>
           <w:p>
             <w:pPr>
@@ -2500,7 +2515,7 @@
         </w:tc>
         <w:tc>
           <w:tcPr>
-            <w:tcW w:w="1821" w:type="dxa"/>
+            <w:tcW w:w="2105" w:type="dxa"/>
           </w:tcPr>
           <w:p>
             <w:pPr>
@@ -2541,7 +2556,7 @@
         </w:tc>
         <w:tc>
           <w:tcPr>
-            <w:tcW w:w="6264" w:type="dxa"/>
+            <w:tcW w:w="5980" w:type="dxa"/>
           </w:tcPr>
           <w:p>
             <w:pPr>
@@ -2585,7 +2600,7 @@
         </w:tc>
         <w:tc>
           <w:tcPr>
-            <w:tcW w:w="1821" w:type="dxa"/>
+            <w:tcW w:w="2105" w:type="dxa"/>
           </w:tcPr>
           <w:p>
             <w:pPr>
@@ -2632,7 +2647,7 @@
         </w:tc>
         <w:tc>
           <w:tcPr>
-            <w:tcW w:w="6264" w:type="dxa"/>
+            <w:tcW w:w="5980" w:type="dxa"/>
           </w:tcPr>
           <w:p>
             <w:pPr>
@@ -2692,7 +2707,7 @@
         </w:tc>
         <w:tc>
           <w:tcPr>
-            <w:tcW w:w="1821" w:type="dxa"/>
+            <w:tcW w:w="2105" w:type="dxa"/>
           </w:tcPr>
           <w:p>
             <w:pPr>
@@ -2733,7 +2748,7 @@
         </w:tc>
         <w:tc>
           <w:tcPr>
-            <w:tcW w:w="6264" w:type="dxa"/>
+            <w:tcW w:w="5980" w:type="dxa"/>
           </w:tcPr>
           <w:p>
             <w:pPr>
@@ -2789,7 +2804,7 @@
         </w:tc>
         <w:tc>
           <w:tcPr>
-            <w:tcW w:w="1821" w:type="dxa"/>
+            <w:tcW w:w="2105" w:type="dxa"/>
           </w:tcPr>
           <w:p>
             <w:pPr>
@@ -2842,7 +2857,7 @@
         </w:tc>
         <w:tc>
           <w:tcPr>
-            <w:tcW w:w="6264" w:type="dxa"/>
+            <w:tcW w:w="5980" w:type="dxa"/>
           </w:tcPr>
           <w:p>
             <w:pPr>
@@ -2981,14 +2996,7 @@
         <w:rPr>
           <w:rFonts w:hint="eastAsia"/>
         </w:rPr>
-        <w:t>造型等事件全部从抖音首发扩散。男性蜂蜜在抖音有强表达欲（拍摄演</w:t>
-      </w:r>
-      <w:r>
-        <w:rPr>
-          <w:rFonts w:hint="eastAsia"/>
-        </w:rPr>
-        <w:lastRenderedPageBreak/>
-        <w:t>出</w:t>
+        <w:t>造型等事件全部从抖音首发扩散。男性蜂蜜在抖音有强表达欲（拍摄演出</w:t>
       </w:r>
       <w:r>
         <w:rPr>
@@ -3096,6 +3104,7 @@
         <w:rPr>
           <w:rFonts w:hint="eastAsia"/>
         </w:rPr>
+        <w:lastRenderedPageBreak/>
         <w:t>谢霆锋粉丝晒单在抖音速度最快（视频形式，男性蜂蜜传播意愿强），在小红书质量最高（女性蜂蜜图文种草，详细开箱）。特别适合「礼盒开箱」内容：小红书发深度图文，抖音发</w:t>
       </w:r>
       <w:r>
@@ -3741,14 +3750,7 @@
         <w:rPr>
           <w:rFonts w:hint="eastAsia"/>
         </w:rPr>
-        <w:t>开箱种草：小红书</w:t>
-      </w:r>
-      <w:r>
-        <w:rPr>
-          <w:rFonts w:hint="eastAsia"/>
-        </w:rPr>
-        <w:lastRenderedPageBreak/>
-        <w:t>「拆开</w:t>
+        <w:t>开箱种草：小红书「拆开</w:t>
       </w:r>
       <w:r>
         <w:rPr>
@@ -3852,6 +3854,7 @@
         <w:rPr>
           <w:rFonts w:hint="eastAsia"/>
         </w:rPr>
+        <w:lastRenderedPageBreak/>
         <w:t>两位艺人横向对比</w:t>
       </w:r>
     </w:p>
